--- a/Well-and-Good-Websites-SOW-by-Tier-2026-06-28.docx
+++ b/Well-and-Good-Websites-SOW-by-Tier-2026-06-28.docx
@@ -8,7 +8,7 @@
           <w:b/>
           <w:sz w:val="48"/>
         </w:rPr>
-        <w:t>Well and Good Websites — Statement of Work by Tier</w:t>
+        <w:t>Well and Good Websites: Statement of Work by Tier</w:t>
       </w:r>
     </w:p>
     <w:p>
@@ -26,7 +26,7 @@
           <w:b/>
           <w:color w:val="B00000"/>
         </w:rPr>
-        <w:t>⚑ ASSUMPTIONS TO CONFIRM — these specs are sensible, competitive defaults; the numbers below are your operational call. Adjust any before this goes client-facing: revision-round counts, content word counts (assumed 600–1000), citation counts (10 / 25 / 35+), tracked-keyword counts (5 / 15 / 30+), link-building targets (2–4/mo on Dominate), edit-turnaround SLAs (2-day / 1-day / priority), small-edit allowances, and every price on the Add-On Rate Card.</w:t>
+        <w:t>⚑ ASSUMPTIONS TO CONFIRM, these specs are sensible, competitive defaults; the numbers below are your operational call. Adjust any before this goes client-facing: revision-round counts, content word counts (assumed 600–1000), citation counts (10 / 25 / 35+), tracked-keyword counts (5 / 15 / 30+), link-building targets (2–4/mo on Dominate), edit-turnaround SLAs (2-day / 1-day / priority), small-edit allowances, and every price on the Add-On Rate Card.</w:t>
       </w:r>
     </w:p>
     <w:p>
@@ -34,7 +34,7 @@
         <w:pStyle w:val="Heading1"/>
       </w:pPr>
       <w:r>
-        <w:t>0 — Shared terms (apply to all tiers)</w:t>
+        <w:t>0. Shared terms (apply to all tiers)</w:t>
       </w:r>
     </w:p>
     <w:p>
@@ -324,7 +324,7 @@
         <w:pStyle w:val="ListBullet"/>
       </w:pPr>
       <w:r>
-        <w:t>Logo (or a request to create one — add-on), brand colours if any.</w:t>
+        <w:t>Logo (or a request to create one, add-on), brand colours if any.</w:t>
       </w:r>
     </w:p>
     <w:p>
@@ -389,7 +389,7 @@
         <w:pStyle w:val="Heading1"/>
       </w:pPr>
       <w:r>
-        <w:t>1 — Recurring growth bundles (at-a-glance)</w:t>
+        <w:t>1. Recurring growth bundles (at-a-glance)</w:t>
       </w:r>
     </w:p>
     <w:p>
@@ -439,7 +439,7 @@
               <w:rPr>
                 <w:b/>
               </w:rPr>
-              <w:t>Launch — $99/mo</w:t>
+              <w:t>Launch, $99/mo</w:t>
             </w:r>
           </w:p>
         </w:tc>
@@ -453,7 +453,7 @@
               <w:rPr>
                 <w:b/>
               </w:rPr>
-              <w:t>Grow — $399/mo</w:t>
+              <w:t>Grow, $399/mo</w:t>
             </w:r>
           </w:p>
         </w:tc>
@@ -467,7 +467,7 @@
               <w:rPr>
                 <w:b/>
               </w:rPr>
-              <w:t>Dominate — $899/mo</w:t>
+              <w:t>Dominate, $899/mo</w:t>
             </w:r>
           </w:p>
         </w:tc>
@@ -699,7 +699,7 @@
           </w:tcPr>
           <w:p>
             <w:r>
-              <w:t>—</w:t>
+              <w:t xml:space="preserve">, </w:t>
             </w:r>
           </w:p>
         </w:tc>
@@ -941,7 +941,7 @@
         <w:pStyle w:val="Heading1"/>
       </w:pPr>
       <w:r>
-        <w:t>2 — Launch · $99/mo + $497 setup</w:t>
+        <w:t>2. Launch · $99/mo + $497 setup</w:t>
       </w:r>
     </w:p>
     <w:p>
@@ -953,7 +953,7 @@
         <w:t xml:space="preserve">Who it's for: </w:t>
       </w:r>
       <w:r>
-        <w:t>A local owner who needs to exist on Google, look credible, and capture calls — without an agency.</w:t>
+        <w:t>A local owner who needs to exist on Google, look credible, and capture calls, without an agency.</w:t>
       </w:r>
     </w:p>
     <w:p>
@@ -1152,10 +1152,10 @@
           <w:b/>
           <w:color w:val="1E7A33"/>
         </w:rPr>
-        <w:t xml:space="preserve">vs. the market — </w:t>
+        <w:t xml:space="preserve">vs. the market, </w:t>
       </w:r>
       <w:r>
-        <w:t>Agencies bill $800–$2,500/mo for local SEO ALONE and $950–$3,000/mo for social. Launch bundles a custom site, SEO foundation, GBP, and social for $99/mo — published, no contract. KMK and most locals won't even show a price.</w:t>
+        <w:t>Agencies bill $800–$2,500/mo for local SEO ALONE and $950–$3,000/mo for social. Launch bundles a custom site, SEO foundation, GBP, and social for $99/mo, published, no contract. KMK and most locals won't even show a price.</w:t>
       </w:r>
     </w:p>
     <w:p>
@@ -1163,7 +1163,7 @@
         <w:pStyle w:val="Heading1"/>
       </w:pPr>
       <w:r>
-        <w:t>3 — Grow · $399/mo + $997 setup   (Most popular)</w:t>
+        <w:t>3. Grow · $399/mo + $997 setup (Most popular)</w:t>
       </w:r>
     </w:p>
     <w:p>
@@ -1175,7 +1175,7 @@
         <w:t xml:space="preserve">Who it's for: </w:t>
       </w:r>
       <w:r>
-        <w:t>An owner who wants the site to actively generate calls, bookings, and quotes — and to climb on Google.</w:t>
+        <w:t>An owner who wants the site to actively generate calls, bookings, and quotes, and to climb on Google.</w:t>
       </w:r>
     </w:p>
     <w:p>
@@ -1382,10 +1382,10 @@
           <w:b/>
           <w:color w:val="1E7A33"/>
         </w:rPr>
-        <w:t xml:space="preserve">vs. the market — </w:t>
+        <w:t xml:space="preserve">vs. the market, </w:t>
       </w:r>
       <w:r>
-        <w:t>This replaces an SEO retainer ($800–2,500) PLUS a social retainer ($950–3,000) PLUS maintenance — a bundle agencies would invoice at $1,800–$5,500/mo. Grow is $399/mo, cancel anytime. Cool Koala's floor is a $2,500 one-time project with no ongoing growth attached.</w:t>
+        <w:t>This replaces an SEO retainer ($800–2,500) PLUS a social retainer ($950–3,000) PLUS maintenance, a bundle agencies would invoice at $1,800–$5,500/mo. Grow is $399/mo, cancel anytime. Cool Koala's floor is a $2,500 one-time project with no ongoing growth attached.</w:t>
       </w:r>
     </w:p>
     <w:p>
@@ -1393,7 +1393,7 @@
         <w:pStyle w:val="Heading1"/>
       </w:pPr>
       <w:r>
-        <w:t>4 — Dominate · $899/mo + $1,497 setup</w:t>
+        <w:t>4. Dominate · $899/mo + $1,497 setup</w:t>
       </w:r>
     </w:p>
     <w:p>
@@ -1493,7 +1493,7 @@
         <w:pStyle w:val="ListBullet"/>
       </w:pPr>
       <w:r>
-        <w:t>1 short-form video per week — client provides raw clips, or I script + edit footage they supply.</w:t>
+        <w:t>1 short-form video per week, client provides raw clips, or I script + edit footage they supply.</w:t>
       </w:r>
     </w:p>
     <w:p>
@@ -1604,7 +1604,7 @@
           <w:b/>
           <w:color w:val="1E7A33"/>
         </w:rPr>
-        <w:t xml:space="preserve">vs. the market — </w:t>
+        <w:t xml:space="preserve">vs. the market, </w:t>
       </w:r>
       <w:r>
         <w:t>Full-service agencies run $2,500–$80k+ on projects plus monthly retainers, behind 6–12 month contracts and a 'request a quote' wall. Dominate is an integrated, published-price growth system at $899/mo with no lock-in.</w:t>
@@ -1615,7 +1615,7 @@
         <w:pStyle w:val="Heading1"/>
       </w:pPr>
       <w:r>
-        <w:t>5 — One-time builds (no recurring fee)</w:t>
+        <w:t>5. One-time builds (no recurring fee)</w:t>
       </w:r>
     </w:p>
     <w:p>
@@ -1834,7 +1834,7 @@
           </w:tcPr>
           <w:p>
             <w:r>
-              <w:t>—</w:t>
+              <w:t xml:space="preserve">, </w:t>
             </w:r>
           </w:p>
         </w:tc>
@@ -2032,7 +2032,7 @@
         <w:pStyle w:val="Heading3"/>
       </w:pPr>
       <w:r>
-        <w:t>Care add-on — $39/mo</w:t>
+        <w:t>Care add-on, $39/mo</w:t>
       </w:r>
     </w:p>
     <w:p>
@@ -2073,7 +2073,7 @@
         <w:pStyle w:val="ListBullet"/>
       </w:pPr>
       <w:r>
-        <w:t>Ongoing SEO, content, social, reviews, or reporting — those live in the recurring plans.</w:t>
+        <w:t>Ongoing SEO, content, social, reviews, or reporting, those live in the recurring plans.</w:t>
       </w:r>
     </w:p>
     <w:p>
@@ -2090,10 +2090,10 @@
           <w:b/>
           <w:color w:val="1E7A33"/>
         </w:rPr>
-        <w:t xml:space="preserve">vs. the market — </w:t>
+        <w:t xml:space="preserve">vs. the market, </w:t>
       </w:r>
       <w:r>
-        <w:t>Cool Koala starts at a $2,500 project; Cedar+Mint $4,800+; KMK is quote-only. Your one-time builds top out at $1,497 with custom copy — and every price is published.</w:t>
+        <w:t>Cool Koala starts at a $2,500 project; Cedar+Mint $4,800+; KMK is quote-only. Your one-time builds top out at $1,497 with custom copy, and every price is published.</w:t>
       </w:r>
     </w:p>
     <w:p>
@@ -2101,7 +2101,7 @@
         <w:pStyle w:val="Heading1"/>
       </w:pPr>
       <w:r>
-        <w:t>6 — What the setup / onboarding fee buys</w:t>
+        <w:t>6. What the setup / onboarding fee buys</w:t>
       </w:r>
     </w:p>
     <w:p>
@@ -2227,7 +2227,7 @@
         <w:pStyle w:val="Heading1"/>
       </w:pPr>
       <w:r>
-        <w:t>7 — Add-On Rate Card (the scope-creep guardrail)</w:t>
+        <w:t>7. Add-On Rate Card (the scope-creep guardrail)</w:t>
       </w:r>
     </w:p>
     <w:p>
@@ -2236,7 +2236,7 @@
           <w:i/>
           <w:color w:val="555555"/>
         </w:rPr>
-        <w:t>Publish or keep internal — either way it gives every out-of-scope ask a price, so extra work is paid, not absorbed.</w:t>
+        <w:t>Publish or keep internal, either way it gives every out-of-scope ask a price, so extra work is paid, not absorbed.</w:t>
       </w:r>
     </w:p>
     <w:p>
@@ -2245,7 +2245,7 @@
           <w:b/>
           <w:color w:val="B00000"/>
         </w:rPr>
-        <w:t>⚑ All prices below are SUGGESTED defaults — set your own before using.</w:t>
+        <w:t>⚑ All prices below are SUGGESTED defaults, set your own before using.</w:t>
       </w:r>
     </w:p>
     <w:tbl>
@@ -2362,7 +2362,7 @@
           </w:tcPr>
           <w:p>
             <w:r>
-              <w:t>Rush — same-business-day change</w:t>
+              <w:t>Rush, same-business-day change</w:t>
             </w:r>
           </w:p>
         </w:tc>
@@ -2516,7 +2516,7 @@
         <w:pStyle w:val="Heading1"/>
       </w:pPr>
       <w:r>
-        <w:t>8 — Billing &amp; terms (summary)</w:t>
+        <w:t>8. Billing &amp; terms (summary)</w:t>
       </w:r>
     </w:p>
     <w:p>
